--- a/masters/vehicle-maintenance-history/vehicle-maintenance-history-sample.docx
+++ b/masters/vehicle-maintenance-history/vehicle-maintenance-history-sample.docx
@@ -4,7 +4,7 @@
   <w:body>
     <w:p>
       <w:pPr>
-        <w:spacing w:after="40" w:before="0" w:line="312" w:lineRule="auto"/>
+        <w:spacing w:after="41" w:before="0" w:line="312" w:lineRule="auto"/>
         <w:jc w:val="center"/>
       </w:pPr>
       <w:r>
@@ -19,7 +19,7 @@
     </w:p>
     <w:p>
       <w:pPr>
-        <w:spacing w:after="100" w:before="0" w:line="312" w:lineRule="auto"/>
+        <w:spacing w:after="103" w:before="0" w:line="312" w:lineRule="auto"/>
         <w:jc w:val="left"/>
         <w:pBdr>
           <w:bottom w:val="single" w:sz="14" w:space="2" w:color="24384F"/>
@@ -35,7 +35,7 @@
     </w:p>
     <w:p>
       <w:pPr>
-        <w:spacing w:after="80" w:before="0" w:line="312" w:lineRule="auto"/>
+        <w:spacing w:after="82" w:before="0" w:line="312" w:lineRule="auto"/>
         <w:jc w:val="left"/>
       </w:pPr>
       <w:r>
@@ -62,7 +62,7 @@
       </w:tblGrid>
       <w:tr>
         <w:trPr>
-          <w:trHeight w:val="453" w:hRule="atLeast"/>
+          <w:trHeight w:val="466" w:hRule="atLeast"/>
         </w:trPr>
         <w:tc>
           <w:tcPr>
@@ -181,7 +181,7 @@
       </w:tr>
       <w:tr>
         <w:trPr>
-          <w:trHeight w:val="453" w:hRule="atLeast"/>
+          <w:trHeight w:val="466" w:hRule="atLeast"/>
         </w:trPr>
         <w:tc>
           <w:tcPr>
@@ -300,7 +300,7 @@
       </w:tr>
       <w:tr>
         <w:trPr>
-          <w:trHeight w:val="453" w:hRule="atLeast"/>
+          <w:trHeight w:val="466" w:hRule="atLeast"/>
         </w:trPr>
         <w:tc>
           <w:tcPr>
@@ -419,7 +419,7 @@
       </w:tr>
       <w:tr>
         <w:trPr>
-          <w:trHeight w:val="453" w:hRule="atLeast"/>
+          <w:trHeight w:val="466" w:hRule="atLeast"/>
         </w:trPr>
         <w:tc>
           <w:tcPr>
@@ -539,7 +539,7 @@
     </w:tbl>
     <w:p>
       <w:pPr>
-        <w:spacing w:after="40" w:before="0" w:line="312" w:lineRule="auto"/>
+        <w:spacing w:after="41" w:before="0" w:line="312" w:lineRule="auto"/>
         <w:jc w:val="left"/>
       </w:pPr>
       <w:r>
@@ -552,7 +552,7 @@
     </w:p>
     <w:p>
       <w:pPr>
-        <w:spacing w:after="40" w:before="80" w:line="312" w:lineRule="auto"/>
+        <w:spacing w:after="41" w:before="82" w:line="312" w:lineRule="auto"/>
         <w:jc w:val="left"/>
         <w:pBdr>
           <w:bottom w:val="single" w:sz="6" w:space="2" w:color="C9D2DD"/>
@@ -594,7 +594,7 @@
       </w:tblGrid>
       <w:tr>
         <w:trPr>
-          <w:trHeight w:val="453" w:hRule="atLeast"/>
+          <w:trHeight w:val="466" w:hRule="atLeast"/>
         </w:trPr>
         <w:tc>
           <w:tcPr>
@@ -744,7 +744,7 @@
       </w:tr>
       <w:tr>
         <w:trPr>
-          <w:trHeight w:val="453" w:hRule="atLeast"/>
+          <w:trHeight w:val="466" w:hRule="atLeast"/>
         </w:trPr>
         <w:tc>
           <w:tcPr>
@@ -889,7 +889,7 @@
       </w:tr>
       <w:tr>
         <w:trPr>
-          <w:trHeight w:val="453" w:hRule="atLeast"/>
+          <w:trHeight w:val="466" w:hRule="atLeast"/>
         </w:trPr>
         <w:tc>
           <w:tcPr>
@@ -1034,7 +1034,7 @@
       </w:tr>
       <w:tr>
         <w:trPr>
-          <w:trHeight w:val="453" w:hRule="atLeast"/>
+          <w:trHeight w:val="466" w:hRule="atLeast"/>
         </w:trPr>
         <w:tc>
           <w:tcPr>
@@ -1179,7 +1179,7 @@
       </w:tr>
       <w:tr>
         <w:trPr>
-          <w:trHeight w:val="453" w:hRule="atLeast"/>
+          <w:trHeight w:val="466" w:hRule="atLeast"/>
         </w:trPr>
         <w:tc>
           <w:tcPr>
@@ -1314,7 +1314,7 @@
       </w:tr>
       <w:tr>
         <w:trPr>
-          <w:trHeight w:val="453" w:hRule="atLeast"/>
+          <w:trHeight w:val="466" w:hRule="atLeast"/>
         </w:trPr>
         <w:tc>
           <w:tcPr>
@@ -1450,7 +1450,7 @@
     </w:tbl>
     <w:p>
       <w:pPr>
-        <w:spacing w:after="40" w:before="0" w:line="312" w:lineRule="auto"/>
+        <w:spacing w:after="41" w:before="0" w:line="312" w:lineRule="auto"/>
         <w:jc w:val="left"/>
       </w:pPr>
       <w:r>
@@ -1463,7 +1463,7 @@
     </w:p>
     <w:p>
       <w:pPr>
-        <w:spacing w:after="40" w:before="80" w:line="312" w:lineRule="auto"/>
+        <w:spacing w:after="41" w:before="82" w:line="312" w:lineRule="auto"/>
         <w:jc w:val="left"/>
         <w:pBdr>
           <w:bottom w:val="single" w:sz="6" w:space="2" w:color="C9D2DD"/>
@@ -1504,7 +1504,7 @@
       </w:tblGrid>
       <w:tr>
         <w:trPr>
-          <w:trHeight w:val="453" w:hRule="atLeast"/>
+          <w:trHeight w:val="466" w:hRule="atLeast"/>
         </w:trPr>
         <w:tc>
           <w:tcPr>
@@ -1625,7 +1625,7 @@
       </w:tr>
       <w:tr>
         <w:trPr>
-          <w:trHeight w:val="453" w:hRule="atLeast"/>
+          <w:trHeight w:val="466" w:hRule="atLeast"/>
         </w:trPr>
         <w:tc>
           <w:tcPr>
@@ -1742,7 +1742,7 @@
       </w:tr>
       <w:tr>
         <w:trPr>
-          <w:trHeight w:val="453" w:hRule="atLeast"/>
+          <w:trHeight w:val="466" w:hRule="atLeast"/>
         </w:trPr>
         <w:tc>
           <w:tcPr>
@@ -1851,7 +1851,7 @@
       </w:tr>
       <w:tr>
         <w:trPr>
-          <w:trHeight w:val="453" w:hRule="atLeast"/>
+          <w:trHeight w:val="466" w:hRule="atLeast"/>
         </w:trPr>
         <w:tc>
           <w:tcPr>
@@ -1961,7 +1961,7 @@
     </w:tbl>
     <w:p>
       <w:pPr>
-        <w:spacing w:after="40" w:before="0" w:line="312" w:lineRule="auto"/>
+        <w:spacing w:after="41" w:before="0" w:line="312" w:lineRule="auto"/>
         <w:jc w:val="left"/>
       </w:pPr>
       <w:r>
@@ -1974,7 +1974,7 @@
     </w:p>
     <w:p>
       <w:pPr>
-        <w:spacing w:after="40" w:before="0" w:line="312" w:lineRule="auto"/>
+        <w:spacing w:after="41" w:before="0" w:line="312" w:lineRule="auto"/>
         <w:jc w:val="left"/>
       </w:pPr>
       <w:r>
@@ -2000,7 +2000,7 @@
       </w:tblGrid>
       <w:tr>
         <w:trPr>
-          <w:trHeight w:val="1020" w:hRule="atLeast"/>
+          <w:trHeight w:val="1049" w:hRule="atLeast"/>
         </w:trPr>
         <w:tc>
           <w:tcPr>
@@ -2034,7 +2034,7 @@
     </w:tbl>
     <w:p>
       <w:pPr>
-        <w:spacing w:after="40" w:before="0" w:line="312" w:lineRule="auto"/>
+        <w:spacing w:after="41" w:before="0" w:line="312" w:lineRule="auto"/>
         <w:jc w:val="left"/>
       </w:pPr>
       <w:r>
@@ -2047,7 +2047,7 @@
     </w:p>
     <w:p>
       <w:pPr>
-        <w:spacing w:after="40" w:before="0" w:line="312" w:lineRule="auto"/>
+        <w:spacing w:after="41" w:before="0" w:line="312" w:lineRule="auto"/>
         <w:jc w:val="center"/>
       </w:pPr>
       <w:r>
@@ -2061,7 +2061,7 @@
     </w:p>
     <w:p>
       <w:pPr>
-        <w:spacing w:after="80" w:before="80" w:line="312" w:lineRule="auto"/>
+        <w:spacing w:after="82" w:before="82" w:line="312" w:lineRule="auto"/>
         <w:jc w:val="center"/>
       </w:pPr>
       <w:r>
@@ -2076,7 +2076,7 @@
     </w:p>
     <w:p>
       <w:pPr>
-        <w:spacing w:after="80" w:before="0" w:line="312" w:lineRule="auto"/>
+        <w:spacing w:after="82" w:before="0" w:line="312" w:lineRule="auto"/>
         <w:jc w:val="right"/>
       </w:pPr>
       <w:r>
@@ -2090,7 +2090,7 @@
     </w:p>
     <w:p>
       <w:pPr>
-        <w:spacing w:after="0" w:before="60" w:line="312" w:lineRule="auto"/>
+        <w:spacing w:after="0" w:before="62" w:line="312" w:lineRule="auto"/>
         <w:jc w:val="left"/>
       </w:pPr>
       <w:r>
